--- a/downloads/handouts/Unit 02/Handout 02.02 - Strengths Inventory and Notice Cards.docx
+++ b/downloads/handouts/Unit 02/Handout 02.02 - Strengths Inventory and Notice Cards.docx
@@ -286,9 +286,9 @@
       <w:pPr>
         <w:pStyle w:val="Heading3"/>
       </w:pPr>
-      <w:bookmarkStart w:id="22" w:name="word-bank-in-other-languages"/>
-      <w:r>
-        <w:t xml:space="preserve">Word bank in other languages</w:t>
+      <w:bookmarkStart w:id="22" w:name="word-bank-in-spanish"/>
+      <w:r>
+        <w:t xml:space="preserve">Word bank in Spanish</w:t>
       </w:r>
       <w:bookmarkEnd w:id="22"/>
     </w:p>
@@ -299,10 +299,8 @@
         <w:tblLook w:firstRow="1"/>
       </w:tblPr>
       <w:tblGrid>
-        <w:gridCol w:w="2340"/>
-        <w:gridCol w:w="2340"/>
-        <w:gridCol w:w="2340"/>
-        <w:gridCol w:w="2340"/>
+        <w:gridCol w:w="4680"/>
+        <w:gridCol w:w="4680"/>
       </w:tblGrid>
       <w:tr>
         <w:trPr>
@@ -310,7 +308,7 @@
         </w:trPr>
         <w:tc>
           <w:tcPr>
-            <w:tcW w:type="dxa" w:w="2340"/>
+            <w:tcW w:type="dxa" w:w="4680"/>
             <w:tcBorders>
               <w:bottom w:val="single"/>
             </w:tcBorders>
@@ -328,7 +326,7 @@
         </w:tc>
         <w:tc>
           <w:tcPr>
-            <w:tcW w:type="dxa" w:w="2340"/>
+            <w:tcW w:type="dxa" w:w="4680"/>
             <w:tcBorders>
               <w:bottom w:val="single"/>
             </w:tcBorders>
@@ -340,42 +338,6 @@
               <w:jc w:val="left"/>
             </w:pPr>
             <w:r>
-              <w:t xml:space="preserve">Turkish</w:t>
-            </w:r>
-          </w:p>
-        </w:tc>
-        <w:tc>
-          <w:tcPr>
-            <w:tcW w:type="dxa" w:w="2340"/>
-            <w:tcBorders>
-              <w:bottom w:val="single"/>
-            </w:tcBorders>
-            <w:vAlign w:val="bottom"/>
-          </w:tcPr>
-          <w:p>
-            <w:pPr>
-              <w:pStyle w:val="Compact"/>
-              <w:jc w:val="left"/>
-            </w:pPr>
-            <w:r>
-              <w:t xml:space="preserve">Portuguese</w:t>
-            </w:r>
-          </w:p>
-        </w:tc>
-        <w:tc>
-          <w:tcPr>
-            <w:tcW w:type="dxa" w:w="2340"/>
-            <w:tcBorders>
-              <w:bottom w:val="single"/>
-            </w:tcBorders>
-            <w:vAlign w:val="bottom"/>
-          </w:tcPr>
-          <w:p>
-            <w:pPr>
-              <w:pStyle w:val="Compact"/>
-              <w:jc w:val="left"/>
-            </w:pPr>
-            <w:r>
               <w:t xml:space="preserve">Spanish</w:t>
             </w:r>
           </w:p>
@@ -384,7 +346,7 @@
       <w:tr>
         <w:tc>
           <w:tcPr>
-            <w:tcW w:type="dxa" w:w="2340"/>
+            <w:tcW w:type="dxa" w:w="4680"/>
           </w:tcPr>
           <w:p>
             <w:pPr>
@@ -398,35 +360,7 @@
         </w:tc>
         <w:tc>
           <w:tcPr>
-            <w:tcW w:type="dxa" w:w="2340"/>
-          </w:tcPr>
-          <w:p>
-            <w:pPr>
-              <w:pStyle w:val="Compact"/>
-              <w:jc w:val="left"/>
-            </w:pPr>
-            <w:r>
-              <w:t xml:space="preserve">kişilik özelliği</w:t>
-            </w:r>
-          </w:p>
-        </w:tc>
-        <w:tc>
-          <w:tcPr>
-            <w:tcW w:type="dxa" w:w="2340"/>
-          </w:tcPr>
-          <w:p>
-            <w:pPr>
-              <w:pStyle w:val="Compact"/>
-              <w:jc w:val="left"/>
-            </w:pPr>
-            <w:r>
-              <w:t xml:space="preserve">traço (característica)</w:t>
-            </w:r>
-          </w:p>
-        </w:tc>
-        <w:tc>
-          <w:tcPr>
-            <w:tcW w:type="dxa" w:w="2340"/>
+            <w:tcW w:type="dxa" w:w="4680"/>
           </w:tcPr>
           <w:p>
             <w:pPr>
@@ -442,7 +376,7 @@
       <w:tr>
         <w:tc>
           <w:tcPr>
-            <w:tcW w:type="dxa" w:w="2340"/>
+            <w:tcW w:type="dxa" w:w="4680"/>
           </w:tcPr>
           <w:p>
             <w:pPr>
@@ -456,35 +390,7 @@
         </w:tc>
         <w:tc>
           <w:tcPr>
-            <w:tcW w:type="dxa" w:w="2340"/>
-          </w:tcPr>
-          <w:p>
-            <w:pPr>
-              <w:pStyle w:val="Compact"/>
-              <w:jc w:val="left"/>
-            </w:pPr>
-            <w:r>
-              <w:t xml:space="preserve">güçlü yön</w:t>
-            </w:r>
-          </w:p>
-        </w:tc>
-        <w:tc>
-          <w:tcPr>
-            <w:tcW w:type="dxa" w:w="2340"/>
-          </w:tcPr>
-          <w:p>
-            <w:pPr>
-              <w:pStyle w:val="Compact"/>
-              <w:jc w:val="left"/>
-            </w:pPr>
-            <w:r>
-              <w:t xml:space="preserve">ponto forte</w:t>
-            </w:r>
-          </w:p>
-        </w:tc>
-        <w:tc>
-          <w:tcPr>
-            <w:tcW w:type="dxa" w:w="2340"/>
+            <w:tcW w:type="dxa" w:w="4680"/>
           </w:tcPr>
           <w:p>
             <w:pPr>
@@ -500,7 +406,7 @@
       <w:tr>
         <w:tc>
           <w:tcPr>
-            <w:tcW w:type="dxa" w:w="2340"/>
+            <w:tcW w:type="dxa" w:w="4680"/>
           </w:tcPr>
           <w:p>
             <w:pPr>
@@ -514,35 +420,7 @@
         </w:tc>
         <w:tc>
           <w:tcPr>
-            <w:tcW w:type="dxa" w:w="2340"/>
-          </w:tcPr>
-          <w:p>
-            <w:pPr>
-              <w:pStyle w:val="Compact"/>
-              <w:jc w:val="left"/>
-            </w:pPr>
-            <w:r>
-              <w:t xml:space="preserve">ilgi alanı</w:t>
-            </w:r>
-          </w:p>
-        </w:tc>
-        <w:tc>
-          <w:tcPr>
-            <w:tcW w:type="dxa" w:w="2340"/>
-          </w:tcPr>
-          <w:p>
-            <w:pPr>
-              <w:pStyle w:val="Compact"/>
-              <w:jc w:val="left"/>
-            </w:pPr>
-            <w:r>
-              <w:t xml:space="preserve">interesse</w:t>
-            </w:r>
-          </w:p>
-        </w:tc>
-        <w:tc>
-          <w:tcPr>
-            <w:tcW w:type="dxa" w:w="2340"/>
+            <w:tcW w:type="dxa" w:w="4680"/>
           </w:tcPr>
           <w:p>
             <w:pPr>
@@ -558,7 +436,7 @@
       <w:tr>
         <w:tc>
           <w:tcPr>
-            <w:tcW w:type="dxa" w:w="2340"/>
+            <w:tcW w:type="dxa" w:w="4680"/>
           </w:tcPr>
           <w:p>
             <w:pPr>
@@ -572,35 +450,7 @@
         </w:tc>
         <w:tc>
           <w:tcPr>
-            <w:tcW w:type="dxa" w:w="2340"/>
-          </w:tcPr>
-          <w:p>
-            <w:pPr>
-              <w:pStyle w:val="Compact"/>
-              <w:jc w:val="left"/>
-            </w:pPr>
-            <w:r>
-              <w:t xml:space="preserve">kariyer (meslek)</w:t>
-            </w:r>
-          </w:p>
-        </w:tc>
-        <w:tc>
-          <w:tcPr>
-            <w:tcW w:type="dxa" w:w="2340"/>
-          </w:tcPr>
-          <w:p>
-            <w:pPr>
-              <w:pStyle w:val="Compact"/>
-              <w:jc w:val="left"/>
-            </w:pPr>
-            <w:r>
-              <w:t xml:space="preserve">carreira</w:t>
-            </w:r>
-          </w:p>
-        </w:tc>
-        <w:tc>
-          <w:tcPr>
-            <w:tcW w:type="dxa" w:w="2340"/>
+            <w:tcW w:type="dxa" w:w="4680"/>
           </w:tcPr>
           <w:p>
             <w:pPr>
@@ -616,7 +466,7 @@
       <w:tr>
         <w:tc>
           <w:tcPr>
-            <w:tcW w:type="dxa" w:w="2340"/>
+            <w:tcW w:type="dxa" w:w="4680"/>
           </w:tcPr>
           <w:p>
             <w:pPr>
@@ -630,35 +480,7 @@
         </w:tc>
         <w:tc>
           <w:tcPr>
-            <w:tcW w:type="dxa" w:w="2340"/>
-          </w:tcPr>
-          <w:p>
-            <w:pPr>
-              <w:pStyle w:val="Compact"/>
-              <w:jc w:val="left"/>
-            </w:pPr>
-            <w:r>
-              <w:t xml:space="preserve">kanıt</w:t>
-            </w:r>
-          </w:p>
-        </w:tc>
-        <w:tc>
-          <w:tcPr>
-            <w:tcW w:type="dxa" w:w="2340"/>
-          </w:tcPr>
-          <w:p>
-            <w:pPr>
-              <w:pStyle w:val="Compact"/>
-              <w:jc w:val="left"/>
-            </w:pPr>
-            <w:r>
-              <w:t xml:space="preserve">evidência (prova)</w:t>
-            </w:r>
-          </w:p>
-        </w:tc>
-        <w:tc>
-          <w:tcPr>
-            <w:tcW w:type="dxa" w:w="2340"/>
+            <w:tcW w:type="dxa" w:w="4680"/>
           </w:tcPr>
           <w:p>
             <w:pPr>
